--- a/tabela_art18_praticas_dolorosas.docx
+++ b/tabela_art18_praticas_dolorosas.docx
@@ -268,7 +268,7 @@
               <w:br/>
               <w:t>[n.º 2 do art.º 34.º do RGBEAC]</w:t>
               <w:br/>
-              <w:t>[correspondência parcial — documento previsto; faltam: obrigação de acompanhar o animal na transferência; retenção de cópia por 3 anos]</w:t>
+              <w:t>[correspondência parcial — atestado previsto; faltam: obrigação de acompanhar o animal na transferência; retenção de cópia por 3 anos]</w:t>
             </w:r>
           </w:p>
         </w:tc>
@@ -285,7 +285,7 @@
               <w:rPr>
                 <w:sz w:val="16"/>
               </w:rPr>
-              <w:t>"Os detentores de animais de companhia que os apresentem com quaisquer mutilações que modifiquem a aparência dos animais, devem possuir documento comprovativo, passado pelo médico veterinário que a elas procedeu, da necessidade dessa mutilação... sob a forma de um atestado, do qual constem a identificação do médico veterinário, o número da cédula profissional e a sua assinatura, bem como a causa da mutilação."</w:t>
+              <w:t>"Os detentores de animais de companhia que os apresentem com quaisquer mutilações que modifiquem a aparência dos animais, devem possuir documento comprovativo... sob a forma de um atestado, do qual constem a identificação do médico veterinário, o número da cédula profissional e a sua assinatura, bem como a causa da mutilação."</w:t>
               <w:br/>
               <w:t>[n.ºs 4-5 do art.º 52.º do DL 214/2013]</w:t>
               <w:br/>
@@ -351,7 +351,7 @@
               <w:br/>
               <w:t>[al. i) do n.º 1 do art.º 12.º do RGBEAC]</w:t>
               <w:br/>
-              <w:t>[correspondência direta — ressalva expressa do corte para identificação de animais esterilizados]</w:t>
+              <w:t>[correspondência direta — ressalva expressa do corte para identificação em programa TNR]</w:t>
             </w:r>
           </w:p>
         </w:tc>
@@ -1007,7 +1007,84 @@
               <w:rPr>
                 <w:sz w:val="16"/>
               </w:rPr>
-              <w:t>"lifting dogs or cats by the limbs"</w:t>
+              <w:t>"lifting dogs or cats by the limbs, head, ears, tail or hair, or lifting adult dogs or cats by the skin"</w:t>
+            </w:r>
+          </w:p>
+        </w:tc>
+        <w:tc>
+          <w:tcPr>
+            <w:tcW w:type="dxa" w:w="2438"/>
+          </w:tcPr>
+          <w:p>
+            <w:pPr>
+              <w:spacing w:before="0" w:after="20"/>
+              <w:jc w:val="left"/>
+            </w:pPr>
+            <w:r>
+              <w:rPr>
+                <w:sz w:val="16"/>
+              </w:rPr>
+              <w:t>sem correspondência</w:t>
+            </w:r>
+          </w:p>
+        </w:tc>
+        <w:tc>
+          <w:tcPr>
+            <w:tcW w:type="dxa" w:w="2438"/>
+          </w:tcPr>
+          <w:p>
+            <w:pPr>
+              <w:spacing w:before="0" w:after="20"/>
+              <w:jc w:val="left"/>
+            </w:pPr>
+            <w:r>
+              <w:rPr>
+                <w:sz w:val="16"/>
+              </w:rPr>
+              <w:t>sem correspondência</w:t>
+            </w:r>
+          </w:p>
+        </w:tc>
+      </w:tr>
+      <w:tr>
+        <w:tc>
+          <w:tcPr>
+            <w:tcW w:type="dxa" w:w="1417"/>
+          </w:tcPr>
+          <w:p>
+            <w:pPr>
+              <w:spacing w:before="0" w:after="20"/>
+              <w:jc w:val="left"/>
+            </w:pPr>
+            <w:r>
+              <w:rPr>
+                <w:b/>
+                <w:sz w:val="16"/>
+              </w:rPr>
+              <w:t>Derogação ao n.º 5</w:t>
+              <w:br/>
+              <w:t>do art.º 18.º</w:t>
+              <w:br/>
+              <w:t>[cães militares /</w:t>
+              <w:br/>
+              <w:t>polícia / alfândega]</w:t>
+            </w:r>
+          </w:p>
+        </w:tc>
+        <w:tc>
+          <w:tcPr>
+            <w:tcW w:type="dxa" w:w="3118"/>
+          </w:tcPr>
+          <w:p>
+            <w:pPr>
+              <w:spacing w:before="0" w:after="20"/>
+              <w:jc w:val="left"/>
+            </w:pPr>
+            <w:r>
+              <w:rPr>
+                <w:sz w:val="16"/>
+              </w:rPr>
+              <w:t>"Member States may grant exemptions from the first subparagraph for dogs intended for use in military, police or customs services."</w:t>
             </w:r>
           </w:p>
         </w:tc>
@@ -1056,7 +1133,7 @@
           <w:i/>
           <w:sz w:val="15"/>
         </w:rPr>
-        <w:t>Nota: as letras al. e), f), g) do n.º 5 são inferidas da sequência da norma; o texto do comparativo_reuniao_exemplo.docx surge truncado a partir da al. d). O n.º 5 prevê uma lista não taxativa ("including") — podem existir outras práticas proibidas não enumeradas. Necessidade de alteração (todos os diplomas): Não — segundo as notas de divergência do comparativo_reuniao_exemplo.docx; ressalva: exigir expressamente anestesia e analgesia prolongada como condição das exceções (n.ºs 1 e 4).</w:t>
+        <w:t>Nota: o n.º 5 prevê uma lista não taxativa ("including") — podem existir outras práticas proibidas não enumeradas. Necessidade de alteração (todos os diplomas): Não — conforme notas de divergência do comparativo_reuniao_exemplo.docx; ressalva: introduzir a exigência expressa de anestesia e analgesia prolongada como condição das exceções (n.ºs 1 e 4), e o regime de documentação que acompanha o animal (n.º 2). Fontes: @rgbeac (arts.º 12.º, 22.º e 34.º), @codigo (arts.º 51.º e 52.º do DL 214/2013), @legislacao (arts.º 17.º e 18.º do DL 276/2001).</w:t>
       </w:r>
     </w:p>
     <w:sectPr>
